--- a/Глава 4.docx
+++ b/Глава 4.docx
@@ -98,7 +98,7 @@
           <w:szCs w:val="28"/>
           <w:lang w:val="ru-RU"/>
         </w:rPr>
-        <w:t>АКАДЕМИЯ ТОП</w:t>
+        <w:t>ИП Феоктистов Александр Сергеевич</w:t>
       </w:r>
     </w:p>
     <w:p>
@@ -112,6 +112,21 @@
           <w:lang w:val="ru-RU"/>
         </w:rPr>
       </w:pPr>
+      <w:r>
+        <w:rPr>
+          <w:rFonts w:ascii="Times New Roman" w:hAnsi="Times New Roman" w:cs="Times New Roman"/>
+          <w:sz w:val="28"/>
+          <w:szCs w:val="28"/>
+          <w:lang w:val="ru-RU"/>
+        </w:rPr>
+        <w:t>ИНН 421715465828</w:t>
+      </w:r>
+      <w:r>
+        <w:rPr>
+          <w:lang w:val="ru-RU"/>
+        </w:rPr>
+        <w:br/>
+      </w:r>
       <w:r>
         <w:rPr>
           <w:rFonts w:ascii="Times New Roman" w:hAnsi="Times New Roman" w:cs="Times New Roman"/>

--- a/Глава 4.docx
+++ b/Глава 4.docx
@@ -4,6 +4,84 @@
   <w:body>
     <w:p>
       <w:pPr>
+        <w:spacing w:line="360" w:lineRule="auto"/>
+        <w:ind w:firstLine="709"/>
+        <w:jc w:val="both"/>
+        <w:rPr>
+          <w:rFonts w:ascii="Times New Roman" w:eastAsia="Aptos" w:hAnsi="Times New Roman" w:cs="Times New Roman"/>
+          <w:b/>
+          <w:bCs/>
+          <w:kern w:val="2"/>
+          <w:sz w:val="28"/>
+          <w:szCs w:val="22"/>
+          <w:lang w:val="ru-RU" w:eastAsia="en-US"/>
+          <w14:ligatures w14:val="standardContextual"/>
+        </w:rPr>
+      </w:pPr>
+      <w:r>
+        <w:rPr>
+          <w:rFonts w:ascii="Times New Roman" w:eastAsia="Aptos" w:hAnsi="Times New Roman" w:cs="Times New Roman"/>
+          <w:b/>
+          <w:bCs/>
+          <w:kern w:val="2"/>
+          <w:sz w:val="28"/>
+          <w:szCs w:val="22"/>
+          <w:lang w:val="ru-RU" w:eastAsia="en-US"/>
+          <w14:ligatures w14:val="standardContextual"/>
+        </w:rPr>
+        <w:t>УТВЕРЖДЕНО</w:t>
+      </w:r>
+    </w:p>
+    <w:p>
+      <w:pPr>
+        <w:spacing w:line="360" w:lineRule="auto"/>
+        <w:ind w:firstLine="709"/>
+        <w:jc w:val="both"/>
+        <w:rPr>
+          <w:rFonts w:ascii="Times New Roman" w:eastAsia="Aptos" w:hAnsi="Times New Roman" w:cs="Times New Roman"/>
+          <w:kern w:val="2"/>
+          <w:sz w:val="28"/>
+          <w:szCs w:val="22"/>
+          <w:lang w:val="ru-RU" w:eastAsia="en-US"/>
+          <w14:ligatures w14:val="standardContextual"/>
+        </w:rPr>
+      </w:pPr>
+      <w:r>
+        <w:rPr>
+          <w:rFonts w:ascii="Times New Roman" w:eastAsia="Aptos" w:hAnsi="Times New Roman" w:cs="Times New Roman"/>
+          <w:kern w:val="2"/>
+          <w:sz w:val="28"/>
+          <w:szCs w:val="22"/>
+          <w:lang w:val="ru-RU" w:eastAsia="en-US"/>
+          <w14:ligatures w14:val="standardContextual"/>
+        </w:rPr>
+        <w:t>ВКР</w:t>
+      </w:r>
+      <w:r>
+        <w:rPr>
+          <w:rFonts w:ascii="Times New Roman" w:eastAsia="Aptos" w:hAnsi="Times New Roman" w:cs="Times New Roman"/>
+          <w:kern w:val="2"/>
+          <w:sz w:val="28"/>
+          <w:szCs w:val="22"/>
+          <w:lang w:eastAsia="en-US"/>
+          <w14:ligatures w14:val="standardContextual"/>
+        </w:rPr>
+        <w:t>.09.02.07-</w:t>
+      </w:r>
+      <w:r>
+        <w:rPr>
+          <w:rFonts w:ascii="Times New Roman" w:eastAsia="Aptos" w:hAnsi="Times New Roman" w:cs="Times New Roman"/>
+          <w:kern w:val="2"/>
+          <w:sz w:val="28"/>
+          <w:szCs w:val="22"/>
+          <w:lang w:val="ru-RU" w:eastAsia="en-US"/>
+          <w14:ligatures w14:val="standardContextual"/>
+        </w:rPr>
+        <w:t>МК-01</w:t>
+      </w:r>
+    </w:p>
+    <w:p>
+      <w:pPr>
         <w:ind w:right="6094" w:firstLine="709"/>
         <w:jc w:val="center"/>
         <w:rPr>
@@ -13,15 +91,6 @@
           <w:lang w:val="ru-RU"/>
         </w:rPr>
       </w:pPr>
-      <w:r>
-        <w:rPr>
-          <w:rFonts w:ascii="Times New Roman" w:hAnsi="Times New Roman" w:cs="Times New Roman"/>
-          <w:sz w:val="28"/>
-          <w:szCs w:val="28"/>
-          <w:lang w:val="ru-RU"/>
-        </w:rPr>
-        <w:t>УТВЕРЖДЕН</w:t>
-      </w:r>
     </w:p>
     <w:p>
       <w:pPr>
@@ -34,51 +103,6 @@
           <w:lang w:val="ru-RU"/>
         </w:rPr>
       </w:pPr>
-      <w:r>
-        <w:rPr>
-          <w:rFonts w:ascii="Times New Roman" w:hAnsi="Times New Roman" w:cs="Times New Roman"/>
-          <w:sz w:val="28"/>
-          <w:szCs w:val="28"/>
-          <w:lang w:val="ru-RU"/>
-        </w:rPr>
-        <w:t>ВКР.09.02.07-МК-01</w:t>
-      </w:r>
-    </w:p>
-    <w:p>
-      <w:pPr>
-        <w:ind w:right="6094" w:firstLine="709"/>
-        <w:jc w:val="center"/>
-        <w:rPr>
-          <w:rFonts w:ascii="Times New Roman" w:hAnsi="Times New Roman" w:cs="Times New Roman"/>
-          <w:sz w:val="28"/>
-          <w:szCs w:val="28"/>
-          <w:lang w:val="ru-RU"/>
-        </w:rPr>
-      </w:pPr>
-    </w:p>
-    <w:p>
-      <w:pPr>
-        <w:ind w:right="6094" w:firstLine="709"/>
-        <w:jc w:val="center"/>
-        <w:rPr>
-          <w:rFonts w:ascii="Times New Roman" w:hAnsi="Times New Roman" w:cs="Times New Roman"/>
-          <w:sz w:val="28"/>
-          <w:szCs w:val="28"/>
-          <w:lang w:val="ru-RU"/>
-        </w:rPr>
-      </w:pPr>
-    </w:p>
-    <w:p>
-      <w:pPr>
-        <w:ind w:right="6094" w:firstLine="709"/>
-        <w:jc w:val="center"/>
-        <w:rPr>
-          <w:rFonts w:ascii="Times New Roman" w:hAnsi="Times New Roman" w:cs="Times New Roman"/>
-          <w:sz w:val="28"/>
-          <w:szCs w:val="28"/>
-          <w:lang w:val="ru-RU"/>
-        </w:rPr>
-      </w:pPr>
     </w:p>
     <w:p>
       <w:pPr>
@@ -290,6 +314,17 @@
           <w:szCs w:val="28"/>
         </w:rPr>
         <w:t xml:space="preserve"> </w:t>
+      </w:r>
+      <w:r>
+        <w:rPr>
+          <w:rFonts w:ascii="Times New Roman" w:hAnsi="Times New Roman" w:cs="Times New Roman"/>
+          <w:b/>
+          <w:bCs/>
+          <w:sz w:val="28"/>
+          <w:szCs w:val="28"/>
+          <w:lang w:val="ru-RU"/>
+        </w:rPr>
+        <w:t xml:space="preserve">системного </w:t>
       </w:r>
       <w:proofErr w:type="spellStart"/>
       <w:r>
